--- a/API_AVA.docx
+++ b/API_AVA.docx
@@ -243,11 +243,19 @@
       </w:r>
       <w:r>
         <w:tab/>
-        <w:t>/pos-devices/:</w:t>
+        <w:t>/pos-devices</w:t>
+      </w:r>
+      <w:proofErr w:type="gramStart"/>
+      <w:r>
+        <w:t>/:</w:t>
       </w:r>
       <w:proofErr w:type="spellStart"/>
       <w:r>
-        <w:t>machine_id</w:t>
+        <w:t>machine</w:t>
+      </w:r>
+      <w:proofErr w:type="gramEnd"/>
+      <w:r>
+        <w:t>_id</w:t>
       </w:r>
       <w:proofErr w:type="spellEnd"/>
       <w:r>
@@ -274,6 +282,2499 @@
         <w:t>Machine ID</w:t>
       </w:r>
     </w:p>
+    <w:p/>
+    <w:p/>
+    <w:p/>
+    <w:p/>
+    <w:p/>
+    <w:p/>
+    <w:p/>
+    <w:p/>
+    <w:p/>
+    <w:p/>
+    <w:p/>
+    <w:p/>
+    <w:p/>
+    <w:p/>
+    <w:p/>
+    <w:p/>
+    <w:p/>
+    <w:p>
+      <w:r>
+        <w:rPr>
+          <w:cs/>
+        </w:rPr>
+        <w:lastRenderedPageBreak/>
+        <w:t xml:space="preserve">สำหรับ </w:t>
+      </w:r>
+      <w:r>
+        <w:t xml:space="preserve">AVA MY POS </w:t>
+      </w:r>
+      <w:r>
+        <w:rPr>
+          <w:cs/>
+        </w:rPr>
+        <w:t xml:space="preserve">ผมแนะนำให้แบ่งหน้าที่ของ </w:t>
+      </w:r>
+      <w:r>
+        <w:t xml:space="preserve">API </w:t>
+      </w:r>
+      <w:r>
+        <w:rPr>
+          <w:cs/>
+        </w:rPr>
+        <w:t>ให้ชัดเจนดังนี้</w:t>
+      </w:r>
+    </w:p>
+    <w:tbl>
+      <w:tblPr>
+        <w:tblW w:w="0" w:type="auto"/>
+        <w:tblCellSpacing w:w="15" w:type="dxa"/>
+        <w:tblCellMar>
+          <w:top w:w="15" w:type="dxa"/>
+          <w:left w:w="15" w:type="dxa"/>
+          <w:bottom w:w="15" w:type="dxa"/>
+          <w:right w:w="15" w:type="dxa"/>
+        </w:tblCellMar>
+        <w:tblLook w:val="04A0" w:firstRow="1" w:lastRow="0" w:firstColumn="1" w:lastColumn="0" w:noHBand="0" w:noVBand="1"/>
+      </w:tblPr>
+      <w:tblGrid>
+        <w:gridCol w:w="3680"/>
+        <w:gridCol w:w="1741"/>
+        <w:gridCol w:w="3605"/>
+      </w:tblGrid>
+      <w:tr>
+        <w:trPr>
+          <w:tblHeader/>
+          <w:tblCellSpacing w:w="15" w:type="dxa"/>
+        </w:trPr>
+        <w:tc>
+          <w:tcPr>
+            <w:tcW w:w="0" w:type="auto"/>
+            <w:vAlign w:val="center"/>
+            <w:hideMark/>
+          </w:tcPr>
+          <w:p>
+            <w:pPr>
+              <w:rPr>
+                <w:b/>
+                <w:bCs/>
+              </w:rPr>
+            </w:pPr>
+            <w:r>
+              <w:rPr>
+                <w:b/>
+                <w:bCs/>
+              </w:rPr>
+              <w:t>Endpoint</w:t>
+            </w:r>
+          </w:p>
+        </w:tc>
+        <w:tc>
+          <w:tcPr>
+            <w:tcW w:w="0" w:type="auto"/>
+            <w:vAlign w:val="center"/>
+            <w:hideMark/>
+          </w:tcPr>
+          <w:p>
+            <w:pPr>
+              <w:rPr>
+                <w:b/>
+                <w:bCs/>
+              </w:rPr>
+            </w:pPr>
+            <w:r>
+              <w:rPr>
+                <w:b/>
+                <w:bCs/>
+                <w:cs/>
+              </w:rPr>
+              <w:t>ใช้เมื่อ</w:t>
+            </w:r>
+          </w:p>
+        </w:tc>
+        <w:tc>
+          <w:tcPr>
+            <w:tcW w:w="0" w:type="auto"/>
+            <w:vAlign w:val="center"/>
+            <w:hideMark/>
+          </w:tcPr>
+          <w:p>
+            <w:pPr>
+              <w:rPr>
+                <w:b/>
+                <w:bCs/>
+              </w:rPr>
+            </w:pPr>
+            <w:r>
+              <w:rPr>
+                <w:b/>
+                <w:bCs/>
+                <w:cs/>
+              </w:rPr>
+              <w:t>หน้าที่</w:t>
+            </w:r>
+          </w:p>
+        </w:tc>
+      </w:tr>
+      <w:tr>
+        <w:trPr>
+          <w:tblCellSpacing w:w="15" w:type="dxa"/>
+        </w:trPr>
+        <w:tc>
+          <w:tcPr>
+            <w:tcW w:w="0" w:type="auto"/>
+            <w:vAlign w:val="center"/>
+            <w:hideMark/>
+          </w:tcPr>
+          <w:p>
+            <w:r>
+              <w:t>GET /stocks</w:t>
+            </w:r>
+          </w:p>
+        </w:tc>
+        <w:tc>
+          <w:tcPr>
+            <w:tcW w:w="0" w:type="auto"/>
+            <w:vAlign w:val="center"/>
+            <w:hideMark/>
+          </w:tcPr>
+          <w:p>
+            <w:r>
+              <w:rPr>
+                <w:cs/>
+              </w:rPr>
+              <w:t>หน้า "คลังสินค้า"</w:t>
+            </w:r>
+          </w:p>
+        </w:tc>
+        <w:tc>
+          <w:tcPr>
+            <w:tcW w:w="0" w:type="auto"/>
+            <w:vAlign w:val="center"/>
+            <w:hideMark/>
+          </w:tcPr>
+          <w:p>
+            <w:r>
+              <w:rPr>
+                <w:cs/>
+              </w:rPr>
+              <w:t xml:space="preserve">แสดงสต๊อกสินค้าทั้งหมด พร้อมค้นหา กรอง และ </w:t>
+            </w:r>
+            <w:r>
+              <w:t>Pagination</w:t>
+            </w:r>
+          </w:p>
+        </w:tc>
+      </w:tr>
+      <w:tr>
+        <w:trPr>
+          <w:tblCellSpacing w:w="15" w:type="dxa"/>
+        </w:trPr>
+        <w:tc>
+          <w:tcPr>
+            <w:tcW w:w="0" w:type="auto"/>
+            <w:vAlign w:val="center"/>
+            <w:hideMark/>
+          </w:tcPr>
+          <w:p>
+            <w:r>
+              <w:t>GET /stocks</w:t>
+            </w:r>
+            <w:proofErr w:type="gramStart"/>
+            <w:r>
+              <w:t>/:</w:t>
+            </w:r>
+            <w:proofErr w:type="spellStart"/>
+            <w:r>
+              <w:t>productId</w:t>
+            </w:r>
+            <w:proofErr w:type="spellEnd"/>
+            <w:proofErr w:type="gramEnd"/>
+          </w:p>
+        </w:tc>
+        <w:tc>
+          <w:tcPr>
+            <w:tcW w:w="0" w:type="auto"/>
+            <w:vAlign w:val="center"/>
+            <w:hideMark/>
+          </w:tcPr>
+          <w:p>
+            <w:r>
+              <w:rPr>
+                <w:cs/>
+              </w:rPr>
+              <w:t>เปิดหน้ารายละเอียดสินค้า</w:t>
+            </w:r>
+          </w:p>
+        </w:tc>
+        <w:tc>
+          <w:tcPr>
+            <w:tcW w:w="0" w:type="auto"/>
+            <w:vAlign w:val="center"/>
+            <w:hideMark/>
+          </w:tcPr>
+          <w:p>
+            <w:r>
+              <w:rPr>
+                <w:cs/>
+              </w:rPr>
+              <w:t>ดูสต๊อกของสินค้าตัวเดียว</w:t>
+            </w:r>
+          </w:p>
+        </w:tc>
+      </w:tr>
+      <w:tr>
+        <w:trPr>
+          <w:tblCellSpacing w:w="15" w:type="dxa"/>
+        </w:trPr>
+        <w:tc>
+          <w:tcPr>
+            <w:tcW w:w="0" w:type="auto"/>
+            <w:vAlign w:val="center"/>
+            <w:hideMark/>
+          </w:tcPr>
+          <w:p>
+            <w:r>
+              <w:t>GET /stocks</w:t>
+            </w:r>
+            <w:proofErr w:type="gramStart"/>
+            <w:r>
+              <w:t>/:</w:t>
+            </w:r>
+            <w:proofErr w:type="spellStart"/>
+            <w:r>
+              <w:t>productId</w:t>
+            </w:r>
+            <w:proofErr w:type="spellEnd"/>
+            <w:proofErr w:type="gramEnd"/>
+            <w:r>
+              <w:t>/movements</w:t>
+            </w:r>
+          </w:p>
+        </w:tc>
+        <w:tc>
+          <w:tcPr>
+            <w:tcW w:w="0" w:type="auto"/>
+            <w:vAlign w:val="center"/>
+            <w:hideMark/>
+          </w:tcPr>
+          <w:p>
+            <w:r>
+              <w:rPr>
+                <w:cs/>
+              </w:rPr>
+              <w:t>กดปุ่ม "ประวัติสต๊อก"</w:t>
+            </w:r>
+          </w:p>
+        </w:tc>
+        <w:tc>
+          <w:tcPr>
+            <w:tcW w:w="0" w:type="auto"/>
+            <w:vAlign w:val="center"/>
+            <w:hideMark/>
+          </w:tcPr>
+          <w:p>
+            <w:r>
+              <w:rPr>
+                <w:cs/>
+              </w:rPr>
+              <w:t>แสดงประวัติการเคลื่อนไหวของสินค้า</w:t>
+            </w:r>
+          </w:p>
+        </w:tc>
+      </w:tr>
+      <w:tr>
+        <w:trPr>
+          <w:tblCellSpacing w:w="15" w:type="dxa"/>
+        </w:trPr>
+        <w:tc>
+          <w:tcPr>
+            <w:tcW w:w="0" w:type="auto"/>
+            <w:vAlign w:val="center"/>
+            <w:hideMark/>
+          </w:tcPr>
+          <w:p>
+            <w:r>
+              <w:t>POST /stocks/opening</w:t>
+            </w:r>
+          </w:p>
+        </w:tc>
+        <w:tc>
+          <w:tcPr>
+            <w:tcW w:w="0" w:type="auto"/>
+            <w:vAlign w:val="center"/>
+            <w:hideMark/>
+          </w:tcPr>
+          <w:p>
+            <w:r>
+              <w:rPr>
+                <w:cs/>
+              </w:rPr>
+              <w:t>เริ่มใช้ระบบครั้งแรก</w:t>
+            </w:r>
+          </w:p>
+        </w:tc>
+        <w:tc>
+          <w:tcPr>
+            <w:tcW w:w="0" w:type="auto"/>
+            <w:vAlign w:val="center"/>
+            <w:hideMark/>
+          </w:tcPr>
+          <w:p>
+            <w:r>
+              <w:rPr>
+                <w:cs/>
+              </w:rPr>
+              <w:t>บันทึกยอดยกมา (</w:t>
+            </w:r>
+            <w:r>
+              <w:t>Opening Stock)</w:t>
+            </w:r>
+          </w:p>
+        </w:tc>
+      </w:tr>
+      <w:tr>
+        <w:trPr>
+          <w:tblCellSpacing w:w="15" w:type="dxa"/>
+        </w:trPr>
+        <w:tc>
+          <w:tcPr>
+            <w:tcW w:w="0" w:type="auto"/>
+            <w:vAlign w:val="center"/>
+            <w:hideMark/>
+          </w:tcPr>
+          <w:p>
+            <w:r>
+              <w:t>POST /stocks/increase</w:t>
+            </w:r>
+          </w:p>
+        </w:tc>
+        <w:tc>
+          <w:tcPr>
+            <w:tcW w:w="0" w:type="auto"/>
+            <w:vAlign w:val="center"/>
+            <w:hideMark/>
+          </w:tcPr>
+          <w:p>
+            <w:r>
+              <w:rPr>
+                <w:cs/>
+              </w:rPr>
+              <w:t>รับสินค้าเข้า</w:t>
+            </w:r>
+          </w:p>
+        </w:tc>
+        <w:tc>
+          <w:tcPr>
+            <w:tcW w:w="0" w:type="auto"/>
+            <w:vAlign w:val="center"/>
+            <w:hideMark/>
+          </w:tcPr>
+          <w:p>
+            <w:r>
+              <w:rPr>
+                <w:cs/>
+              </w:rPr>
+              <w:t>เพิ่มสต๊อก</w:t>
+            </w:r>
+          </w:p>
+        </w:tc>
+      </w:tr>
+      <w:tr>
+        <w:trPr>
+          <w:tblCellSpacing w:w="15" w:type="dxa"/>
+        </w:trPr>
+        <w:tc>
+          <w:tcPr>
+            <w:tcW w:w="0" w:type="auto"/>
+            <w:vAlign w:val="center"/>
+            <w:hideMark/>
+          </w:tcPr>
+          <w:p>
+            <w:r>
+              <w:t>POST /stocks/decrease</w:t>
+            </w:r>
+          </w:p>
+        </w:tc>
+        <w:tc>
+          <w:tcPr>
+            <w:tcW w:w="0" w:type="auto"/>
+            <w:vAlign w:val="center"/>
+            <w:hideMark/>
+          </w:tcPr>
+          <w:p>
+            <w:r>
+              <w:rPr>
+                <w:cs/>
+              </w:rPr>
+              <w:t>ตัดสต๊อกที่ไม่ใช่การขาย</w:t>
+            </w:r>
+          </w:p>
+        </w:tc>
+        <w:tc>
+          <w:tcPr>
+            <w:tcW w:w="0" w:type="auto"/>
+            <w:vAlign w:val="center"/>
+            <w:hideMark/>
+          </w:tcPr>
+          <w:p>
+            <w:r>
+              <w:rPr>
+                <w:cs/>
+              </w:rPr>
+              <w:t>ลดสต๊อก เช่น ของเสีย ของหาย ใช้ภายใน</w:t>
+            </w:r>
+          </w:p>
+        </w:tc>
+      </w:tr>
+      <w:tr>
+        <w:trPr>
+          <w:tblCellSpacing w:w="15" w:type="dxa"/>
+        </w:trPr>
+        <w:tc>
+          <w:tcPr>
+            <w:tcW w:w="0" w:type="auto"/>
+            <w:vAlign w:val="center"/>
+            <w:hideMark/>
+          </w:tcPr>
+          <w:p>
+            <w:r>
+              <w:t>POST /stocks/adjust</w:t>
+            </w:r>
+          </w:p>
+        </w:tc>
+        <w:tc>
+          <w:tcPr>
+            <w:tcW w:w="0" w:type="auto"/>
+            <w:vAlign w:val="center"/>
+            <w:hideMark/>
+          </w:tcPr>
+          <w:p>
+            <w:r>
+              <w:rPr>
+                <w:cs/>
+              </w:rPr>
+              <w:t>ตรวจนับสต๊อก</w:t>
+            </w:r>
+          </w:p>
+        </w:tc>
+        <w:tc>
+          <w:tcPr>
+            <w:tcW w:w="0" w:type="auto"/>
+            <w:vAlign w:val="center"/>
+            <w:hideMark/>
+          </w:tcPr>
+          <w:p>
+            <w:r>
+              <w:rPr>
+                <w:cs/>
+              </w:rPr>
+              <w:t>ปรับยอดให้ตรงกับของจริง</w:t>
+            </w:r>
+          </w:p>
+        </w:tc>
+      </w:tr>
+      <w:tr>
+        <w:trPr>
+          <w:tblCellSpacing w:w="15" w:type="dxa"/>
+        </w:trPr>
+        <w:tc>
+          <w:tcPr>
+            <w:tcW w:w="0" w:type="auto"/>
+            <w:vAlign w:val="center"/>
+            <w:hideMark/>
+          </w:tcPr>
+          <w:p>
+            <w:r>
+              <w:t>POST /stocks/movements/:id/reverse</w:t>
+            </w:r>
+          </w:p>
+        </w:tc>
+        <w:tc>
+          <w:tcPr>
+            <w:tcW w:w="0" w:type="auto"/>
+            <w:vAlign w:val="center"/>
+            <w:hideMark/>
+          </w:tcPr>
+          <w:p>
+            <w:r>
+              <w:rPr>
+                <w:cs/>
+              </w:rPr>
+              <w:t>ยกเลิกรายการ</w:t>
+            </w:r>
+          </w:p>
+        </w:tc>
+        <w:tc>
+          <w:tcPr>
+            <w:tcW w:w="0" w:type="auto"/>
+            <w:vAlign w:val="center"/>
+            <w:hideMark/>
+          </w:tcPr>
+          <w:p>
+            <w:r>
+              <w:rPr>
+                <w:cs/>
+              </w:rPr>
+              <w:t>สร้างรายการกลับรายการ (</w:t>
+            </w:r>
+            <w:r>
+              <w:t>Reverse)</w:t>
+            </w:r>
+          </w:p>
+        </w:tc>
+      </w:tr>
+    </w:tbl>
+    <w:p>
+      <w:pPr>
+        <w:rPr>
+          <w:b/>
+          <w:bCs/>
+        </w:rPr>
+      </w:pPr>
+      <w:r>
+        <w:rPr>
+          <w:b/>
+          <w:bCs/>
+        </w:rPr>
+        <w:t>1. GET /stocks</w:t>
+      </w:r>
+    </w:p>
+    <w:p>
+      <w:r>
+        <w:rPr>
+          <w:cs/>
+        </w:rPr>
+        <w:t>ใช้ในหน้า</w:t>
+      </w:r>
+      <w:r>
+        <w:t xml:space="preserve"> </w:t>
+      </w:r>
+      <w:r>
+        <w:rPr>
+          <w:b/>
+          <w:bCs/>
+          <w:cs/>
+        </w:rPr>
+        <w:t>จัดการสต๊อก</w:t>
+      </w:r>
+    </w:p>
+    <w:p>
+      <w:r>
+        <w:rPr>
+          <w:cs/>
+        </w:rPr>
+        <w:t>ตัวอย่าง</w:t>
+      </w:r>
+    </w:p>
+    <w:p>
+      <w:r>
+        <w:t>GET /</w:t>
+      </w:r>
+      <w:proofErr w:type="spellStart"/>
+      <w:r>
+        <w:t>stocks?page</w:t>
+      </w:r>
+      <w:proofErr w:type="spellEnd"/>
+      <w:r>
+        <w:t>=1&amp;limit=20</w:t>
+      </w:r>
+    </w:p>
+    <w:p>
+      <w:r>
+        <w:rPr>
+          <w:cs/>
+        </w:rPr>
+        <w:t>หรือ</w:t>
+      </w:r>
+    </w:p>
+    <w:p>
+      <w:r>
+        <w:t>GET /</w:t>
+      </w:r>
+      <w:proofErr w:type="spellStart"/>
+      <w:r>
+        <w:t>stocks?query</w:t>
+      </w:r>
+      <w:proofErr w:type="spellEnd"/>
+      <w:r>
+        <w:t>=</w:t>
+      </w:r>
+      <w:r>
+        <w:rPr>
+          <w:cs/>
+        </w:rPr>
+        <w:t>โค้ก</w:t>
+      </w:r>
+    </w:p>
+    <w:p>
+      <w:r>
+        <w:t>Response</w:t>
+      </w:r>
+    </w:p>
+    <w:p>
+      <w:r>
+        <w:t>{</w:t>
+      </w:r>
+    </w:p>
+    <w:p>
+      <w:r>
+        <w:t xml:space="preserve">  "items</w:t>
+      </w:r>
+      <w:proofErr w:type="gramStart"/>
+      <w:r>
+        <w:t>":[</w:t>
+      </w:r>
+      <w:proofErr w:type="gramEnd"/>
+    </w:p>
+    <w:p>
+      <w:r>
+        <w:t xml:space="preserve">    {</w:t>
+      </w:r>
+    </w:p>
+    <w:p>
+      <w:r>
+        <w:t xml:space="preserve">      "productId":1,</w:t>
+      </w:r>
+    </w:p>
+    <w:p>
+      <w:r>
+        <w:lastRenderedPageBreak/>
+        <w:t xml:space="preserve">      "</w:t>
+      </w:r>
+      <w:proofErr w:type="spellStart"/>
+      <w:r>
+        <w:t>productName</w:t>
+      </w:r>
+      <w:proofErr w:type="spellEnd"/>
+      <w:r>
+        <w:t>":"</w:t>
+      </w:r>
+      <w:r>
+        <w:rPr>
+          <w:cs/>
+        </w:rPr>
+        <w:t>โค้ก"</w:t>
+      </w:r>
+      <w:r>
+        <w:t>,</w:t>
+      </w:r>
+    </w:p>
+    <w:p>
+      <w:r>
+        <w:t xml:space="preserve">      "stock":120,</w:t>
+      </w:r>
+    </w:p>
+    <w:p>
+      <w:r>
+        <w:t xml:space="preserve">      "minStock":20,</w:t>
+      </w:r>
+    </w:p>
+    <w:p>
+      <w:r>
+        <w:t xml:space="preserve">      "</w:t>
+      </w:r>
+      <w:proofErr w:type="spellStart"/>
+      <w:r>
+        <w:t>unit":"PCS</w:t>
+      </w:r>
+      <w:proofErr w:type="spellEnd"/>
+      <w:r>
+        <w:t>"</w:t>
+      </w:r>
+    </w:p>
+    <w:p>
+      <w:r>
+        <w:t xml:space="preserve">    }</w:t>
+      </w:r>
+    </w:p>
+    <w:p>
+      <w:r>
+        <w:t xml:space="preserve">  ]</w:t>
+      </w:r>
+    </w:p>
+    <w:p>
+      <w:r>
+        <w:t>}</w:t>
+      </w:r>
+    </w:p>
+    <w:p>
+      <w:r>
+        <w:rPr>
+          <w:cs/>
+        </w:rPr>
+        <w:t>ใช้แสดง</w:t>
+      </w:r>
+    </w:p>
+    <w:p>
+      <w:pPr>
+        <w:numPr>
+          <w:ilvl w:val="0"/>
+          <w:numId w:val="1"/>
+        </w:numPr>
+      </w:pPr>
+      <w:r>
+        <w:rPr>
+          <w:cs/>
+        </w:rPr>
+        <w:t>จำนวนคงเหลือ</w:t>
+      </w:r>
+      <w:r>
+        <w:t xml:space="preserve"> </w:t>
+      </w:r>
+    </w:p>
+    <w:p>
+      <w:pPr>
+        <w:numPr>
+          <w:ilvl w:val="0"/>
+          <w:numId w:val="1"/>
+        </w:numPr>
+      </w:pPr>
+      <w:r>
+        <w:rPr>
+          <w:cs/>
+        </w:rPr>
+        <w:t>หน่วย</w:t>
+      </w:r>
+      <w:r>
+        <w:t xml:space="preserve"> </w:t>
+      </w:r>
+    </w:p>
+    <w:p>
+      <w:pPr>
+        <w:numPr>
+          <w:ilvl w:val="0"/>
+          <w:numId w:val="1"/>
+        </w:numPr>
+      </w:pPr>
+      <w:r>
+        <w:rPr>
+          <w:cs/>
+        </w:rPr>
+        <w:t>จุดสั่งซื้อขั้นต่ำ</w:t>
+      </w:r>
+      <w:r>
+        <w:t xml:space="preserve"> </w:t>
+      </w:r>
+    </w:p>
+    <w:p>
+      <w:r>
+        <w:pict w14:anchorId="1CD31B25">
+          <v:rect id="_x0000_i1185" style="width:0;height:1.5pt" o:hralign="center" o:hrstd="t" o:hr="t" fillcolor="#a0a0a0" stroked="f"/>
+        </w:pict>
+      </w:r>
+    </w:p>
+    <w:p>
+      <w:pPr>
+        <w:rPr>
+          <w:b/>
+          <w:bCs/>
+        </w:rPr>
+      </w:pPr>
+      <w:r>
+        <w:rPr>
+          <w:b/>
+          <w:bCs/>
+        </w:rPr>
+        <w:t>2. GET /stocks</w:t>
+      </w:r>
+      <w:proofErr w:type="gramStart"/>
+      <w:r>
+        <w:rPr>
+          <w:b/>
+          <w:bCs/>
+        </w:rPr>
+        <w:t>/:</w:t>
+      </w:r>
+      <w:proofErr w:type="spellStart"/>
+      <w:r>
+        <w:rPr>
+          <w:b/>
+          <w:bCs/>
+        </w:rPr>
+        <w:t>productId</w:t>
+      </w:r>
+      <w:proofErr w:type="spellEnd"/>
+      <w:proofErr w:type="gramEnd"/>
+    </w:p>
+    <w:p>
+      <w:r>
+        <w:rPr>
+          <w:cs/>
+        </w:rPr>
+        <w:t>เปิดรายละเอียดสินค้า</w:t>
+      </w:r>
+    </w:p>
+    <w:p>
+      <w:r>
+        <w:t>GET /stocks/15</w:t>
+      </w:r>
+    </w:p>
+    <w:p>
+      <w:r>
+        <w:t>Response</w:t>
+      </w:r>
+    </w:p>
+    <w:p>
+      <w:r>
+        <w:t>{</w:t>
+      </w:r>
+    </w:p>
+    <w:p>
+      <w:r>
+        <w:t xml:space="preserve">  "productId":15,</w:t>
+      </w:r>
+    </w:p>
+    <w:p>
+      <w:r>
+        <w:t xml:space="preserve">  "</w:t>
+      </w:r>
+      <w:proofErr w:type="spellStart"/>
+      <w:r>
+        <w:t>productName</w:t>
+      </w:r>
+      <w:proofErr w:type="spellEnd"/>
+      <w:r>
+        <w:t>":"</w:t>
+      </w:r>
+      <w:r>
+        <w:rPr>
+          <w:cs/>
+        </w:rPr>
+        <w:t>น้ำดื่ม"</w:t>
+      </w:r>
+      <w:r>
+        <w:t>,</w:t>
+      </w:r>
+    </w:p>
+    <w:p>
+      <w:r>
+        <w:t xml:space="preserve">  "stock":350,</w:t>
+      </w:r>
+    </w:p>
+    <w:p>
+      <w:r>
+        <w:t xml:space="preserve">  "minStock":50,</w:t>
+      </w:r>
+    </w:p>
+    <w:p>
+      <w:r>
+        <w:t xml:space="preserve">  "</w:t>
+      </w:r>
+      <w:proofErr w:type="spellStart"/>
+      <w:r>
+        <w:t>unit":"PCS</w:t>
+      </w:r>
+      <w:proofErr w:type="spellEnd"/>
+      <w:r>
+        <w:t>"</w:t>
+      </w:r>
+    </w:p>
+    <w:p>
+      <w:r>
+        <w:t>}</w:t>
+      </w:r>
+    </w:p>
+    <w:p>
+      <w:r>
+        <w:pict w14:anchorId="69C526A5">
+          <v:rect id="_x0000_i1186" style="width:0;height:1.5pt" o:hralign="center" o:hrstd="t" o:hr="t" fillcolor="#a0a0a0" stroked="f"/>
+        </w:pict>
+      </w:r>
+    </w:p>
+    <w:p>
+      <w:pPr>
+        <w:rPr>
+          <w:b/>
+          <w:bCs/>
+        </w:rPr>
+      </w:pPr>
+      <w:r>
+        <w:rPr>
+          <w:b/>
+          <w:bCs/>
+        </w:rPr>
+        <w:t>3. GET /stocks</w:t>
+      </w:r>
+      <w:proofErr w:type="gramStart"/>
+      <w:r>
+        <w:rPr>
+          <w:b/>
+          <w:bCs/>
+        </w:rPr>
+        <w:t>/:</w:t>
+      </w:r>
+      <w:proofErr w:type="spellStart"/>
+      <w:r>
+        <w:rPr>
+          <w:b/>
+          <w:bCs/>
+        </w:rPr>
+        <w:t>productId</w:t>
+      </w:r>
+      <w:proofErr w:type="spellEnd"/>
+      <w:proofErr w:type="gramEnd"/>
+      <w:r>
+        <w:rPr>
+          <w:b/>
+          <w:bCs/>
+        </w:rPr>
+        <w:t>/movements</w:t>
+      </w:r>
+    </w:p>
+    <w:p>
+      <w:r>
+        <w:rPr>
+          <w:cs/>
+        </w:rPr>
+        <w:t>กดปุ่ม</w:t>
+      </w:r>
+    </w:p>
+    <w:p>
+      <w:r>
+        <w:rPr>
+          <w:cs/>
+        </w:rPr>
+        <w:t>ประวัติสต๊อก</w:t>
+      </w:r>
+    </w:p>
+    <w:p>
+      <w:r>
+        <w:t>GET /stocks/15/movements</w:t>
+      </w:r>
+    </w:p>
+    <w:p>
+      <w:r>
+        <w:lastRenderedPageBreak/>
+        <w:t>Response</w:t>
+      </w:r>
+    </w:p>
+    <w:p>
+      <w:r>
+        <w:t>[</w:t>
+      </w:r>
+    </w:p>
+    <w:p>
+      <w:r>
+        <w:t xml:space="preserve">  {</w:t>
+      </w:r>
+    </w:p>
+    <w:p>
+      <w:r>
+        <w:t xml:space="preserve">    "</w:t>
+      </w:r>
+      <w:proofErr w:type="spellStart"/>
+      <w:r>
+        <w:t>movementType</w:t>
+      </w:r>
+      <w:proofErr w:type="spellEnd"/>
+      <w:r>
+        <w:t>":"PURCHASE_IN",</w:t>
+      </w:r>
+    </w:p>
+    <w:p>
+      <w:r>
+        <w:t xml:space="preserve">    "qty":100,</w:t>
+      </w:r>
+    </w:p>
+    <w:p>
+      <w:r>
+        <w:t xml:space="preserve">    "balanceAfter":500</w:t>
+      </w:r>
+    </w:p>
+    <w:p>
+      <w:r>
+        <w:t xml:space="preserve">  },</w:t>
+      </w:r>
+    </w:p>
+    <w:p>
+      <w:r>
+        <w:t xml:space="preserve">  {</w:t>
+      </w:r>
+    </w:p>
+    <w:p>
+      <w:r>
+        <w:t xml:space="preserve">    "</w:t>
+      </w:r>
+      <w:proofErr w:type="spellStart"/>
+      <w:r>
+        <w:t>movementType</w:t>
+      </w:r>
+      <w:proofErr w:type="spellEnd"/>
+      <w:r>
+        <w:t>":"SALE_OUT",</w:t>
+      </w:r>
+    </w:p>
+    <w:p>
+      <w:r>
+        <w:t xml:space="preserve">    "qty</w:t>
+      </w:r>
+      <w:proofErr w:type="gramStart"/>
+      <w:r>
+        <w:t>":-</w:t>
+      </w:r>
+      <w:proofErr w:type="gramEnd"/>
+      <w:r>
+        <w:t>2,</w:t>
+      </w:r>
+    </w:p>
+    <w:p>
+      <w:r>
+        <w:t xml:space="preserve">    "balanceAfter":498</w:t>
+      </w:r>
+    </w:p>
+    <w:p>
+      <w:r>
+        <w:t xml:space="preserve">  }</w:t>
+      </w:r>
+    </w:p>
+    <w:p>
+      <w:r>
+        <w:t>]</w:t>
+      </w:r>
+    </w:p>
+    <w:p>
+      <w:r>
+        <w:rPr>
+          <w:cs/>
+        </w:rPr>
+        <w:t xml:space="preserve">เอาไว้ </w:t>
+      </w:r>
+      <w:r>
+        <w:t>Audit</w:t>
+      </w:r>
+    </w:p>
+    <w:p>
+      <w:r>
+        <w:pict w14:anchorId="4B686E5E">
+          <v:rect id="_x0000_i1187" style="width:0;height:1.5pt" o:hralign="center" o:hrstd="t" o:hr="t" fillcolor="#a0a0a0" stroked="f"/>
+        </w:pict>
+      </w:r>
+    </w:p>
+    <w:p>
+      <w:pPr>
+        <w:rPr>
+          <w:b/>
+          <w:bCs/>
+        </w:rPr>
+      </w:pPr>
+      <w:r>
+        <w:rPr>
+          <w:b/>
+          <w:bCs/>
+        </w:rPr>
+        <w:t>4. POST /stocks/opening</w:t>
+      </w:r>
+    </w:p>
+    <w:p>
+      <w:r>
+        <w:rPr>
+          <w:cs/>
+        </w:rPr>
+        <w:t>ใช้ครั้งเดียว</w:t>
+      </w:r>
+    </w:p>
+    <w:p>
+      <w:r>
+        <w:rPr>
+          <w:cs/>
+        </w:rPr>
+        <w:t>ตอนเริ่มใช้ระบบ</w:t>
+      </w:r>
+    </w:p>
+    <w:p>
+      <w:r>
+        <w:rPr>
+          <w:cs/>
+        </w:rPr>
+        <w:t>เช่น</w:t>
+      </w:r>
+    </w:p>
+    <w:p>
+      <w:r>
+        <w:rPr>
+          <w:cs/>
+        </w:rPr>
+        <w:t>ร้านมีของอยู่แล้ว</w:t>
+      </w:r>
+    </w:p>
+    <w:p>
+      <w:r>
+        <w:rPr>
+          <w:cs/>
+        </w:rPr>
+        <w:t xml:space="preserve">โค้ก </w:t>
+      </w:r>
+      <w:r>
+        <w:t xml:space="preserve">250 </w:t>
+      </w:r>
+      <w:r>
+        <w:rPr>
+          <w:cs/>
+        </w:rPr>
+        <w:t>กระป๋อง</w:t>
+      </w:r>
+    </w:p>
+    <w:p>
+      <w:r>
+        <w:rPr>
+          <w:cs/>
+        </w:rPr>
+        <w:t>ส่ง</w:t>
+      </w:r>
+    </w:p>
+    <w:p>
+      <w:r>
+        <w:t>{</w:t>
+      </w:r>
+    </w:p>
+    <w:p>
+      <w:r>
+        <w:t xml:space="preserve">    "productId":15,</w:t>
+      </w:r>
+    </w:p>
+    <w:p>
+      <w:r>
+        <w:t xml:space="preserve">    "unitId":1,</w:t>
+      </w:r>
+    </w:p>
+    <w:p>
+      <w:r>
+        <w:t xml:space="preserve">    "qty":250</w:t>
+      </w:r>
+    </w:p>
+    <w:p>
+      <w:r>
+        <w:t>}</w:t>
+      </w:r>
+    </w:p>
+    <w:p>
+      <w:r>
+        <w:rPr>
+          <w:cs/>
+        </w:rPr>
+        <w:t>ระบบจะสร้าง</w:t>
+      </w:r>
+    </w:p>
+    <w:p>
+      <w:r>
+        <w:lastRenderedPageBreak/>
+        <w:t>movement</w:t>
+      </w:r>
+    </w:p>
+    <w:p/>
+    <w:p>
+      <w:r>
+        <w:t>OPENING_STOCK</w:t>
+      </w:r>
+    </w:p>
+    <w:p>
+      <w:r>
+        <w:pict w14:anchorId="005EF19B">
+          <v:rect id="_x0000_i1188" style="width:0;height:1.5pt" o:hralign="center" o:hrstd="t" o:hr="t" fillcolor="#a0a0a0" stroked="f"/>
+        </w:pict>
+      </w:r>
+    </w:p>
+    <w:p>
+      <w:pPr>
+        <w:rPr>
+          <w:b/>
+          <w:bCs/>
+        </w:rPr>
+      </w:pPr>
+      <w:r>
+        <w:rPr>
+          <w:b/>
+          <w:bCs/>
+        </w:rPr>
+        <w:t>5. POST /stocks/increase</w:t>
+      </w:r>
+    </w:p>
+    <w:p>
+      <w:r>
+        <w:rPr>
+          <w:cs/>
+        </w:rPr>
+        <w:t>ใช้ทุกครั้งที่</w:t>
+      </w:r>
+    </w:p>
+    <w:p>
+      <w:pPr>
+        <w:numPr>
+          <w:ilvl w:val="0"/>
+          <w:numId w:val="2"/>
+        </w:numPr>
+      </w:pPr>
+      <w:r>
+        <w:rPr>
+          <w:cs/>
+        </w:rPr>
+        <w:t>ซื้อของเข้า</w:t>
+      </w:r>
+      <w:r>
+        <w:t xml:space="preserve"> </w:t>
+      </w:r>
+    </w:p>
+    <w:p>
+      <w:pPr>
+        <w:numPr>
+          <w:ilvl w:val="0"/>
+          <w:numId w:val="2"/>
+        </w:numPr>
+      </w:pPr>
+      <w:r>
+        <w:rPr>
+          <w:cs/>
+        </w:rPr>
+        <w:t>รับคืนจากลูกค้า</w:t>
+      </w:r>
+      <w:r>
+        <w:t xml:space="preserve"> </w:t>
+      </w:r>
+    </w:p>
+    <w:p>
+      <w:pPr>
+        <w:numPr>
+          <w:ilvl w:val="0"/>
+          <w:numId w:val="2"/>
+        </w:numPr>
+      </w:pPr>
+      <w:r>
+        <w:rPr>
+          <w:cs/>
+        </w:rPr>
+        <w:t>ผลิตสินค้าเพิ่ม</w:t>
+      </w:r>
+      <w:r>
+        <w:t xml:space="preserve"> </w:t>
+      </w:r>
+    </w:p>
+    <w:p>
+      <w:r>
+        <w:rPr>
+          <w:cs/>
+        </w:rPr>
+        <w:t>ตัวอย่าง</w:t>
+      </w:r>
+    </w:p>
+    <w:p>
+      <w:r>
+        <w:t>{</w:t>
+      </w:r>
+    </w:p>
+    <w:p>
+      <w:r>
+        <w:t xml:space="preserve">    "productId":15,</w:t>
+      </w:r>
+    </w:p>
+    <w:p>
+      <w:r>
+        <w:t xml:space="preserve">    "unitId":1,</w:t>
+      </w:r>
+    </w:p>
+    <w:p>
+      <w:r>
+        <w:t xml:space="preserve">    "qty":50,</w:t>
+      </w:r>
+    </w:p>
+    <w:p>
+      <w:r>
+        <w:t xml:space="preserve">    "</w:t>
+      </w:r>
+      <w:proofErr w:type="spellStart"/>
+      <w:r>
+        <w:t>referenceType</w:t>
+      </w:r>
+      <w:proofErr w:type="spellEnd"/>
+      <w:r>
+        <w:t>":"PURCHASE",</w:t>
+      </w:r>
+    </w:p>
+    <w:p>
+      <w:r>
+        <w:t xml:space="preserve">    "referenceId":"PO001"</w:t>
+      </w:r>
+    </w:p>
+    <w:p>
+      <w:r>
+        <w:t>}</w:t>
+      </w:r>
+    </w:p>
+    <w:p>
+      <w:r>
+        <w:rPr>
+          <w:cs/>
+        </w:rPr>
+        <w:t>ระบบ</w:t>
+      </w:r>
+    </w:p>
+    <w:p>
+      <w:r>
+        <w:t>stock +50</w:t>
+      </w:r>
+    </w:p>
+    <w:p>
+      <w:r>
+        <w:rPr>
+          <w:cs/>
+        </w:rPr>
+        <w:t>และ</w:t>
+      </w:r>
+    </w:p>
+    <w:p>
+      <w:r>
+        <w:t>movement</w:t>
+      </w:r>
+    </w:p>
+    <w:p/>
+    <w:p>
+      <w:r>
+        <w:t>PURCHASE_IN</w:t>
+      </w:r>
+    </w:p>
+    <w:p>
+      <w:r>
+        <w:pict w14:anchorId="55677889">
+          <v:rect id="_x0000_i1189" style="width:0;height:1.5pt" o:hralign="center" o:hrstd="t" o:hr="t" fillcolor="#a0a0a0" stroked="f"/>
+        </w:pict>
+      </w:r>
+    </w:p>
+    <w:p>
+      <w:pPr>
+        <w:rPr>
+          <w:b/>
+          <w:bCs/>
+        </w:rPr>
+      </w:pPr>
+      <w:r>
+        <w:rPr>
+          <w:b/>
+          <w:bCs/>
+        </w:rPr>
+        <w:t>6. POST /stocks/decrease</w:t>
+      </w:r>
+    </w:p>
+    <w:p>
+      <w:r>
+        <w:rPr>
+          <w:cs/>
+        </w:rPr>
+        <w:t>ใช้กรณี</w:t>
+      </w:r>
+    </w:p>
+    <w:p>
+      <w:r>
+        <w:rPr>
+          <w:cs/>
+        </w:rPr>
+        <w:t>ไม่ใช่การขาย</w:t>
+      </w:r>
+    </w:p>
+    <w:p>
+      <w:r>
+        <w:rPr>
+          <w:cs/>
+        </w:rPr>
+        <w:t>เช่น</w:t>
+      </w:r>
+    </w:p>
+    <w:p>
+      <w:pPr>
+        <w:numPr>
+          <w:ilvl w:val="0"/>
+          <w:numId w:val="3"/>
+        </w:numPr>
+      </w:pPr>
+      <w:r>
+        <w:rPr>
+          <w:cs/>
+        </w:rPr>
+        <w:lastRenderedPageBreak/>
+        <w:t>ของเสีย</w:t>
+      </w:r>
+      <w:r>
+        <w:t xml:space="preserve"> </w:t>
+      </w:r>
+    </w:p>
+    <w:p>
+      <w:pPr>
+        <w:numPr>
+          <w:ilvl w:val="0"/>
+          <w:numId w:val="3"/>
+        </w:numPr>
+      </w:pPr>
+      <w:r>
+        <w:rPr>
+          <w:cs/>
+        </w:rPr>
+        <w:t>ของหมดอายุ</w:t>
+      </w:r>
+      <w:r>
+        <w:t xml:space="preserve"> </w:t>
+      </w:r>
+    </w:p>
+    <w:p>
+      <w:pPr>
+        <w:numPr>
+          <w:ilvl w:val="0"/>
+          <w:numId w:val="3"/>
+        </w:numPr>
+      </w:pPr>
+      <w:r>
+        <w:rPr>
+          <w:cs/>
+        </w:rPr>
+        <w:t>ของหาย</w:t>
+      </w:r>
+      <w:r>
+        <w:t xml:space="preserve"> </w:t>
+      </w:r>
+    </w:p>
+    <w:p>
+      <w:pPr>
+        <w:numPr>
+          <w:ilvl w:val="0"/>
+          <w:numId w:val="3"/>
+        </w:numPr>
+      </w:pPr>
+      <w:r>
+        <w:rPr>
+          <w:cs/>
+        </w:rPr>
+        <w:t>ใช้ภายในร้าน</w:t>
+      </w:r>
+      <w:r>
+        <w:t xml:space="preserve"> </w:t>
+      </w:r>
+    </w:p>
+    <w:p>
+      <w:r>
+        <w:rPr>
+          <w:cs/>
+        </w:rPr>
+        <w:t>ตัวอย่าง</w:t>
+      </w:r>
+    </w:p>
+    <w:p>
+      <w:r>
+        <w:t>{</w:t>
+      </w:r>
+    </w:p>
+    <w:p>
+      <w:r>
+        <w:t xml:space="preserve">    "productId":15,</w:t>
+      </w:r>
+    </w:p>
+    <w:p>
+      <w:r>
+        <w:t xml:space="preserve">    "qty":3,</w:t>
+      </w:r>
+    </w:p>
+    <w:p>
+      <w:r>
+        <w:t xml:space="preserve">    "</w:t>
+      </w:r>
+      <w:proofErr w:type="spellStart"/>
+      <w:r>
+        <w:t>reasonCode</w:t>
+      </w:r>
+      <w:proofErr w:type="spellEnd"/>
+      <w:r>
+        <w:t>":"DAMAGED"</w:t>
+      </w:r>
+    </w:p>
+    <w:p>
+      <w:r>
+        <w:t>}</w:t>
+      </w:r>
+    </w:p>
+    <w:p>
+      <w:r>
+        <w:rPr>
+          <w:cs/>
+        </w:rPr>
+        <w:t>ระบบ</w:t>
+      </w:r>
+    </w:p>
+    <w:p>
+      <w:r>
+        <w:t>stock -3</w:t>
+      </w:r>
+    </w:p>
+    <w:p>
+      <w:r>
+        <w:rPr>
+          <w:cs/>
+        </w:rPr>
+        <w:t>และ</w:t>
+      </w:r>
+    </w:p>
+    <w:p>
+      <w:r>
+        <w:t>DAMAGED_OUT</w:t>
+      </w:r>
+    </w:p>
+    <w:p>
+      <w:r>
+        <w:pict w14:anchorId="7D880692">
+          <v:rect id="_x0000_i1190" style="width:0;height:1.5pt" o:hralign="center" o:hrstd="t" o:hr="t" fillcolor="#a0a0a0" stroked="f"/>
+        </w:pict>
+      </w:r>
+    </w:p>
+    <w:p>
+      <w:pPr>
+        <w:rPr>
+          <w:b/>
+          <w:bCs/>
+        </w:rPr>
+      </w:pPr>
+      <w:r>
+        <w:rPr>
+          <w:b/>
+          <w:bCs/>
+        </w:rPr>
+        <w:t>7. POST /stocks/adjust</w:t>
+      </w:r>
+    </w:p>
+    <w:p>
+      <w:r>
+        <w:rPr>
+          <w:cs/>
+        </w:rPr>
+        <w:t>ใช้ตอนตรวจนับ</w:t>
+      </w:r>
+    </w:p>
+    <w:p>
+      <w:r>
+        <w:rPr>
+          <w:cs/>
+        </w:rPr>
+        <w:t>สมมุติ</w:t>
+      </w:r>
+    </w:p>
+    <w:p>
+      <w:r>
+        <w:rPr>
+          <w:cs/>
+        </w:rPr>
+        <w:t>ระบบ</w:t>
+      </w:r>
+    </w:p>
+    <w:p>
+      <w:r>
+        <w:t>98</w:t>
+      </w:r>
+    </w:p>
+    <w:p>
+      <w:r>
+        <w:rPr>
+          <w:cs/>
+        </w:rPr>
+        <w:t>ของจริง</w:t>
+      </w:r>
+    </w:p>
+    <w:p>
+      <w:r>
+        <w:t>100</w:t>
+      </w:r>
+    </w:p>
+    <w:p>
+      <w:r>
+        <w:rPr>
+          <w:cs/>
+        </w:rPr>
+        <w:t>ส่ง</w:t>
+      </w:r>
+    </w:p>
+    <w:p>
+      <w:r>
+        <w:t>{</w:t>
+      </w:r>
+    </w:p>
+    <w:p>
+      <w:r>
+        <w:t xml:space="preserve">    "productId":15,</w:t>
+      </w:r>
+    </w:p>
+    <w:p>
+      <w:r>
+        <w:t xml:space="preserve">    "actualQty":100</w:t>
+      </w:r>
+    </w:p>
+    <w:p>
+      <w:r>
+        <w:t>}</w:t>
+      </w:r>
+    </w:p>
+    <w:p>
+      <w:r>
+        <w:rPr>
+          <w:cs/>
+        </w:rPr>
+        <w:lastRenderedPageBreak/>
+        <w:t>ระบบจะคำนวณ</w:t>
+      </w:r>
+    </w:p>
+    <w:p>
+      <w:r>
+        <w:t>100-98</w:t>
+      </w:r>
+    </w:p>
+    <w:p/>
+    <w:p>
+      <w:r>
+        <w:t>= +2</w:t>
+      </w:r>
+    </w:p>
+    <w:p>
+      <w:r>
+        <w:rPr>
+          <w:cs/>
+        </w:rPr>
+        <w:t>แล้วสร้าง</w:t>
+      </w:r>
+    </w:p>
+    <w:p>
+      <w:r>
+        <w:t>STOCK_COUNT</w:t>
+      </w:r>
+    </w:p>
+    <w:p>
+      <w:r>
+        <w:pict w14:anchorId="6670FF5B">
+          <v:rect id="_x0000_i1191" style="width:0;height:1.5pt" o:hralign="center" o:hrstd="t" o:hr="t" fillcolor="#a0a0a0" stroked="f"/>
+        </w:pict>
+      </w:r>
+    </w:p>
+    <w:p>
+      <w:pPr>
+        <w:rPr>
+          <w:b/>
+          <w:bCs/>
+        </w:rPr>
+      </w:pPr>
+      <w:r>
+        <w:rPr>
+          <w:b/>
+          <w:bCs/>
+        </w:rPr>
+        <w:t>8. POST /stocks/</w:t>
+      </w:r>
+      <w:proofErr w:type="gramStart"/>
+      <w:r>
+        <w:rPr>
+          <w:b/>
+          <w:bCs/>
+        </w:rPr>
+        <w:t>movements/:</w:t>
+      </w:r>
+      <w:proofErr w:type="gramEnd"/>
+      <w:r>
+        <w:rPr>
+          <w:b/>
+          <w:bCs/>
+        </w:rPr>
+        <w:t>id/reverse</w:t>
+      </w:r>
+    </w:p>
+    <w:p>
+      <w:r>
+        <w:rPr>
+          <w:cs/>
+        </w:rPr>
+        <w:t>สมมุติ</w:t>
+      </w:r>
+    </w:p>
+    <w:p>
+      <w:r>
+        <w:rPr>
+          <w:cs/>
+        </w:rPr>
+        <w:t>รับสินค้าเข้า</w:t>
+      </w:r>
+    </w:p>
+    <w:p>
+      <w:r>
+        <w:t>+100</w:t>
+      </w:r>
+    </w:p>
+    <w:p>
+      <w:r>
+        <w:rPr>
+          <w:cs/>
+        </w:rPr>
+        <w:t>แต่รับผิด</w:t>
+      </w:r>
+    </w:p>
+    <w:p>
+      <w:r>
+        <w:rPr>
+          <w:cs/>
+        </w:rPr>
+        <w:t>กด</w:t>
+      </w:r>
+    </w:p>
+    <w:p>
+      <w:r>
+        <w:t>Reverse</w:t>
+      </w:r>
+    </w:p>
+    <w:p>
+      <w:r>
+        <w:rPr>
+          <w:cs/>
+        </w:rPr>
+        <w:t>ระบบจะสร้าง</w:t>
+      </w:r>
+    </w:p>
+    <w:p>
+      <w:r>
+        <w:t>-100</w:t>
+      </w:r>
+    </w:p>
+    <w:p>
+      <w:r>
+        <w:rPr>
+          <w:cs/>
+        </w:rPr>
+        <w:t>โดย</w:t>
+      </w:r>
+    </w:p>
+    <w:p>
+      <w:r>
+        <w:rPr>
+          <w:cs/>
+        </w:rPr>
+        <w:t>ไม่แก้ไขข้อมูลเดิม</w:t>
+      </w:r>
+    </w:p>
+    <w:p>
+      <w:r>
+        <w:t xml:space="preserve">Audit </w:t>
+      </w:r>
+      <w:r>
+        <w:rPr>
+          <w:cs/>
+        </w:rPr>
+        <w:t>จะยังครบ</w:t>
+      </w:r>
+    </w:p>
+    <w:p>
+      <w:r>
+        <w:pict w14:anchorId="18012AB1">
+          <v:rect id="_x0000_i1192" style="width:0;height:1.5pt" o:hralign="center" o:hrstd="t" o:hr="t" fillcolor="#a0a0a0" stroked="f"/>
+        </w:pict>
+      </w:r>
+    </w:p>
+    <w:p>
+      <w:pPr>
+        <w:rPr>
+          <w:b/>
+          <w:bCs/>
+        </w:rPr>
+      </w:pPr>
+      <w:r>
+        <w:rPr>
+          <w:b/>
+          <w:bCs/>
+          <w:cs/>
+        </w:rPr>
+        <w:t xml:space="preserve">สำหรับ </w:t>
+      </w:r>
+      <w:r>
+        <w:rPr>
+          <w:b/>
+          <w:bCs/>
+        </w:rPr>
+        <w:t xml:space="preserve">AVA MY POS </w:t>
+      </w:r>
+      <w:r>
+        <w:rPr>
+          <w:b/>
+          <w:bCs/>
+          <w:cs/>
+        </w:rPr>
+        <w:t xml:space="preserve">ผมแนะนำเพิ่มอีก </w:t>
+      </w:r>
+      <w:r>
+        <w:rPr>
+          <w:b/>
+          <w:bCs/>
+        </w:rPr>
+        <w:t>2 API</w:t>
+      </w:r>
+    </w:p>
+    <w:p>
+      <w:pPr>
+        <w:rPr>
+          <w:b/>
+          <w:bCs/>
+        </w:rPr>
+      </w:pPr>
+      <w:r>
+        <w:rPr>
+          <w:b/>
+          <w:bCs/>
+        </w:rPr>
+        <w:t>POST /sales</w:t>
+      </w:r>
+    </w:p>
+    <w:p>
+      <w:r>
+        <w:rPr>
+          <w:cs/>
+        </w:rPr>
+        <w:t>เวลาขายสินค้า</w:t>
+      </w:r>
+    </w:p>
+    <w:p>
+      <w:r>
+        <w:t xml:space="preserve">API </w:t>
+      </w:r>
+      <w:r>
+        <w:rPr>
+          <w:cs/>
+        </w:rPr>
+        <w:t>นี้จะเป็นคนเรียก</w:t>
+      </w:r>
+    </w:p>
+    <w:p>
+      <w:proofErr w:type="spellStart"/>
+      <w:proofErr w:type="gramStart"/>
+      <w:r>
+        <w:t>StockService</w:t>
+      </w:r>
+      <w:proofErr w:type="gramEnd"/>
+      <w:r>
+        <w:t>.decrease</w:t>
+      </w:r>
+      <w:proofErr w:type="spellEnd"/>
+      <w:r>
+        <w:t>()</w:t>
+      </w:r>
+    </w:p>
+    <w:p>
+      <w:r>
+        <w:rPr>
+          <w:cs/>
+        </w:rPr>
+        <w:t>เอง</w:t>
+      </w:r>
+    </w:p>
+    <w:p>
+      <w:r>
+        <w:rPr>
+          <w:cs/>
+        </w:rPr>
+        <w:t xml:space="preserve">ไม่ควรให้ </w:t>
+      </w:r>
+      <w:r>
+        <w:t xml:space="preserve">Frontend </w:t>
+      </w:r>
+      <w:r>
+        <w:rPr>
+          <w:cs/>
+        </w:rPr>
+        <w:t>เรียก</w:t>
+      </w:r>
+    </w:p>
+    <w:p>
+      <w:r>
+        <w:lastRenderedPageBreak/>
+        <w:t>POST /stocks/decrease</w:t>
+      </w:r>
+    </w:p>
+    <w:p>
+      <w:r>
+        <w:rPr>
+          <w:cs/>
+        </w:rPr>
+        <w:t>ตรง ๆ</w:t>
+      </w:r>
+    </w:p>
+    <w:p>
+      <w:r>
+        <w:pict w14:anchorId="7FCF799A">
+          <v:rect id="_x0000_i1193" style="width:0;height:1.5pt" o:hralign="center" o:hrstd="t" o:hr="t" fillcolor="#a0a0a0" stroked="f"/>
+        </w:pict>
+      </w:r>
+    </w:p>
+    <w:p>
+      <w:pPr>
+        <w:rPr>
+          <w:b/>
+          <w:bCs/>
+        </w:rPr>
+      </w:pPr>
+      <w:r>
+        <w:rPr>
+          <w:b/>
+          <w:bCs/>
+        </w:rPr>
+        <w:t>POST /purchase</w:t>
+      </w:r>
+    </w:p>
+    <w:p>
+      <w:r>
+        <w:rPr>
+          <w:cs/>
+        </w:rPr>
+        <w:t>เวลารับสินค้าเข้า</w:t>
+      </w:r>
+    </w:p>
+    <w:p>
+      <w:r>
+        <w:t xml:space="preserve">API </w:t>
+      </w:r>
+      <w:r>
+        <w:rPr>
+          <w:cs/>
+        </w:rPr>
+        <w:t>นี้จะเรียก</w:t>
+      </w:r>
+    </w:p>
+    <w:p>
+      <w:proofErr w:type="spellStart"/>
+      <w:r>
+        <w:t>StockService.increase</w:t>
+      </w:r>
+      <w:proofErr w:type="spellEnd"/>
+      <w:r>
+        <w:t>()</w:t>
+      </w:r>
+    </w:p>
+    <w:p>
+      <w:r>
+        <w:rPr>
+          <w:cs/>
+        </w:rPr>
+        <w:t>ให้อัตโนมัติ</w:t>
+      </w:r>
+    </w:p>
+    <w:p>
+      <w:r>
+        <w:pict w14:anchorId="5578F6B7">
+          <v:rect id="_x0000_i1194" style="width:0;height:1.5pt" o:hralign="center" o:hrstd="t" o:hr="t" fillcolor="#a0a0a0" stroked="f"/>
+        </w:pict>
+      </w:r>
+    </w:p>
+    <w:p>
+      <w:pPr>
+        <w:rPr>
+          <w:b/>
+          <w:bCs/>
+        </w:rPr>
+      </w:pPr>
+      <w:r>
+        <w:rPr>
+          <w:b/>
+          <w:bCs/>
+          <w:cs/>
+        </w:rPr>
+        <w:t xml:space="preserve">สรุปการใช้งานใน </w:t>
+      </w:r>
+      <w:r>
+        <w:rPr>
+          <w:b/>
+          <w:bCs/>
+        </w:rPr>
+        <w:t>AVA MY POS</w:t>
+      </w:r>
+    </w:p>
+    <w:tbl>
+      <w:tblPr>
+        <w:tblW w:w="0" w:type="auto"/>
+        <w:tblCellSpacing w:w="15" w:type="dxa"/>
+        <w:tblCellMar>
+          <w:top w:w="15" w:type="dxa"/>
+          <w:left w:w="15" w:type="dxa"/>
+          <w:bottom w:w="15" w:type="dxa"/>
+          <w:right w:w="15" w:type="dxa"/>
+        </w:tblCellMar>
+        <w:tblLook w:val="04A0" w:firstRow="1" w:lastRow="0" w:firstColumn="1" w:lastColumn="0" w:noHBand="0" w:noVBand="1"/>
+      </w:tblPr>
+      <w:tblGrid>
+        <w:gridCol w:w="3914"/>
+        <w:gridCol w:w="2674"/>
+      </w:tblGrid>
+      <w:tr>
+        <w:trPr>
+          <w:tblHeader/>
+          <w:tblCellSpacing w:w="15" w:type="dxa"/>
+        </w:trPr>
+        <w:tc>
+          <w:tcPr>
+            <w:tcW w:w="0" w:type="auto"/>
+            <w:vAlign w:val="center"/>
+            <w:hideMark/>
+          </w:tcPr>
+          <w:p>
+            <w:pPr>
+              <w:rPr>
+                <w:b/>
+                <w:bCs/>
+              </w:rPr>
+            </w:pPr>
+            <w:r>
+              <w:rPr>
+                <w:b/>
+                <w:bCs/>
+              </w:rPr>
+              <w:t>API</w:t>
+            </w:r>
+          </w:p>
+        </w:tc>
+        <w:tc>
+          <w:tcPr>
+            <w:tcW w:w="0" w:type="auto"/>
+            <w:vAlign w:val="center"/>
+            <w:hideMark/>
+          </w:tcPr>
+          <w:p>
+            <w:pPr>
+              <w:rPr>
+                <w:b/>
+                <w:bCs/>
+              </w:rPr>
+            </w:pPr>
+            <w:r>
+              <w:rPr>
+                <w:b/>
+                <w:bCs/>
+                <w:cs/>
+              </w:rPr>
+              <w:t>เรียกจาก</w:t>
+            </w:r>
+          </w:p>
+        </w:tc>
+      </w:tr>
+      <w:tr>
+        <w:trPr>
+          <w:tblCellSpacing w:w="15" w:type="dxa"/>
+        </w:trPr>
+        <w:tc>
+          <w:tcPr>
+            <w:tcW w:w="0" w:type="auto"/>
+            <w:vAlign w:val="center"/>
+            <w:hideMark/>
+          </w:tcPr>
+          <w:p>
+            <w:r>
+              <w:t>GET /stocks</w:t>
+            </w:r>
+          </w:p>
+        </w:tc>
+        <w:tc>
+          <w:tcPr>
+            <w:tcW w:w="0" w:type="auto"/>
+            <w:vAlign w:val="center"/>
+            <w:hideMark/>
+          </w:tcPr>
+          <w:p>
+            <w:r>
+              <w:rPr>
+                <w:cs/>
+              </w:rPr>
+              <w:t>หน้าคลังสินค้า</w:t>
+            </w:r>
+          </w:p>
+        </w:tc>
+      </w:tr>
+      <w:tr>
+        <w:trPr>
+          <w:tblCellSpacing w:w="15" w:type="dxa"/>
+        </w:trPr>
+        <w:tc>
+          <w:tcPr>
+            <w:tcW w:w="0" w:type="auto"/>
+            <w:vAlign w:val="center"/>
+            <w:hideMark/>
+          </w:tcPr>
+          <w:p>
+            <w:r>
+              <w:t>GET /stocks/:id</w:t>
+            </w:r>
+          </w:p>
+        </w:tc>
+        <w:tc>
+          <w:tcPr>
+            <w:tcW w:w="0" w:type="auto"/>
+            <w:vAlign w:val="center"/>
+            <w:hideMark/>
+          </w:tcPr>
+          <w:p>
+            <w:r>
+              <w:rPr>
+                <w:cs/>
+              </w:rPr>
+              <w:t>หน้ารายละเอียดสินค้า</w:t>
+            </w:r>
+          </w:p>
+        </w:tc>
+      </w:tr>
+      <w:tr>
+        <w:trPr>
+          <w:tblCellSpacing w:w="15" w:type="dxa"/>
+        </w:trPr>
+        <w:tc>
+          <w:tcPr>
+            <w:tcW w:w="0" w:type="auto"/>
+            <w:vAlign w:val="center"/>
+            <w:hideMark/>
+          </w:tcPr>
+          <w:p>
+            <w:r>
+              <w:t>GET /stocks/:id/movements</w:t>
+            </w:r>
+          </w:p>
+        </w:tc>
+        <w:tc>
+          <w:tcPr>
+            <w:tcW w:w="0" w:type="auto"/>
+            <w:vAlign w:val="center"/>
+            <w:hideMark/>
+          </w:tcPr>
+          <w:p>
+            <w:r>
+              <w:rPr>
+                <w:cs/>
+              </w:rPr>
+              <w:t>หน้าประวัติสต๊อก</w:t>
+            </w:r>
+          </w:p>
+        </w:tc>
+      </w:tr>
+      <w:tr>
+        <w:trPr>
+          <w:tblCellSpacing w:w="15" w:type="dxa"/>
+        </w:trPr>
+        <w:tc>
+          <w:tcPr>
+            <w:tcW w:w="0" w:type="auto"/>
+            <w:vAlign w:val="center"/>
+            <w:hideMark/>
+          </w:tcPr>
+          <w:p>
+            <w:r>
+              <w:t>POST /stocks/opening</w:t>
+            </w:r>
+          </w:p>
+        </w:tc>
+        <w:tc>
+          <w:tcPr>
+            <w:tcW w:w="0" w:type="auto"/>
+            <w:vAlign w:val="center"/>
+            <w:hideMark/>
+          </w:tcPr>
+          <w:p>
+            <w:r>
+              <w:rPr>
+                <w:cs/>
+              </w:rPr>
+              <w:t>ตั้งยอดยกมา</w:t>
+            </w:r>
+          </w:p>
+        </w:tc>
+      </w:tr>
+      <w:tr>
+        <w:trPr>
+          <w:tblCellSpacing w:w="15" w:type="dxa"/>
+        </w:trPr>
+        <w:tc>
+          <w:tcPr>
+            <w:tcW w:w="0" w:type="auto"/>
+            <w:vAlign w:val="center"/>
+            <w:hideMark/>
+          </w:tcPr>
+          <w:p>
+            <w:r>
+              <w:t>POST /stocks/increase</w:t>
+            </w:r>
+          </w:p>
+        </w:tc>
+        <w:tc>
+          <w:tcPr>
+            <w:tcW w:w="0" w:type="auto"/>
+            <w:vAlign w:val="center"/>
+            <w:hideMark/>
+          </w:tcPr>
+          <w:p>
+            <w:r>
+              <w:rPr>
+                <w:cs/>
+              </w:rPr>
+              <w:t>หน้ารับสินค้าเข้า</w:t>
+            </w:r>
+          </w:p>
+        </w:tc>
+      </w:tr>
+      <w:tr>
+        <w:trPr>
+          <w:tblCellSpacing w:w="15" w:type="dxa"/>
+        </w:trPr>
+        <w:tc>
+          <w:tcPr>
+            <w:tcW w:w="0" w:type="auto"/>
+            <w:vAlign w:val="center"/>
+            <w:hideMark/>
+          </w:tcPr>
+          <w:p>
+            <w:r>
+              <w:t>POST /stocks/decrease</w:t>
+            </w:r>
+          </w:p>
+        </w:tc>
+        <w:tc>
+          <w:tcPr>
+            <w:tcW w:w="0" w:type="auto"/>
+            <w:vAlign w:val="center"/>
+            <w:hideMark/>
+          </w:tcPr>
+          <w:p>
+            <w:r>
+              <w:rPr>
+                <w:cs/>
+              </w:rPr>
+              <w:t>หน้าตัดสต๊อก/ของเสีย/ใช้ภายใน</w:t>
+            </w:r>
+          </w:p>
+        </w:tc>
+      </w:tr>
+      <w:tr>
+        <w:trPr>
+          <w:tblCellSpacing w:w="15" w:type="dxa"/>
+        </w:trPr>
+        <w:tc>
+          <w:tcPr>
+            <w:tcW w:w="0" w:type="auto"/>
+            <w:vAlign w:val="center"/>
+            <w:hideMark/>
+          </w:tcPr>
+          <w:p>
+            <w:r>
+              <w:t>POST /stocks/adjust</w:t>
+            </w:r>
+          </w:p>
+        </w:tc>
+        <w:tc>
+          <w:tcPr>
+            <w:tcW w:w="0" w:type="auto"/>
+            <w:vAlign w:val="center"/>
+            <w:hideMark/>
+          </w:tcPr>
+          <w:p>
+            <w:r>
+              <w:rPr>
+                <w:cs/>
+              </w:rPr>
+              <w:t>หน้าตรวจนับสต๊อก</w:t>
+            </w:r>
+          </w:p>
+        </w:tc>
+      </w:tr>
+      <w:tr>
+        <w:trPr>
+          <w:tblCellSpacing w:w="15" w:type="dxa"/>
+        </w:trPr>
+        <w:tc>
+          <w:tcPr>
+            <w:tcW w:w="0" w:type="auto"/>
+            <w:vAlign w:val="center"/>
+            <w:hideMark/>
+          </w:tcPr>
+          <w:p>
+            <w:r>
+              <w:t>POST /stocks/movements/:id/reverse</w:t>
+            </w:r>
+          </w:p>
+        </w:tc>
+        <w:tc>
+          <w:tcPr>
+            <w:tcW w:w="0" w:type="auto"/>
+            <w:vAlign w:val="center"/>
+            <w:hideMark/>
+          </w:tcPr>
+          <w:p>
+            <w:r>
+              <w:rPr>
+                <w:cs/>
+              </w:rPr>
+              <w:t>หน้าประวัติสต๊อก</w:t>
+            </w:r>
+          </w:p>
+        </w:tc>
+      </w:tr>
+    </w:tbl>
+    <w:p>
+      <w:r>
+        <w:rPr>
+          <w:b/>
+          <w:bCs/>
+          <w:cs/>
+        </w:rPr>
+        <w:t>ข้อเสนอเพิ่มเติม:</w:t>
+      </w:r>
+      <w:r>
+        <w:t xml:space="preserve"> </w:t>
+      </w:r>
+      <w:r>
+        <w:rPr>
+          <w:cs/>
+        </w:rPr>
+        <w:t>ผมแนะนำให้</w:t>
+      </w:r>
+      <w:r>
+        <w:t xml:space="preserve"> </w:t>
+      </w:r>
+      <w:r>
+        <w:rPr>
+          <w:b/>
+          <w:bCs/>
+          <w:cs/>
+        </w:rPr>
+        <w:t>ไม่เรียก</w:t>
+      </w:r>
+      <w:r>
+        <w:rPr>
+          <w:b/>
+          <w:bCs/>
+        </w:rPr>
+        <w:t xml:space="preserve"> POST /stocks/increase </w:t>
+      </w:r>
+      <w:r>
+        <w:rPr>
+          <w:b/>
+          <w:bCs/>
+          <w:cs/>
+        </w:rPr>
+        <w:t>หรือ</w:t>
+      </w:r>
+      <w:r>
+        <w:rPr>
+          <w:b/>
+          <w:bCs/>
+        </w:rPr>
+        <w:t xml:space="preserve"> POST /stocks/decrease </w:t>
+      </w:r>
+      <w:r>
+        <w:rPr>
+          <w:b/>
+          <w:bCs/>
+          <w:cs/>
+        </w:rPr>
+        <w:t xml:space="preserve">จากหน้า </w:t>
+      </w:r>
+      <w:r>
+        <w:rPr>
+          <w:b/>
+          <w:bCs/>
+        </w:rPr>
+        <w:t xml:space="preserve">POS </w:t>
+      </w:r>
+      <w:r>
+        <w:rPr>
+          <w:b/>
+          <w:bCs/>
+          <w:cs/>
+        </w:rPr>
+        <w:t>โดยตรง</w:t>
+      </w:r>
+      <w:r>
+        <w:t xml:space="preserve"> </w:t>
+      </w:r>
+      <w:r>
+        <w:rPr>
+          <w:cs/>
+        </w:rPr>
+        <w:t xml:space="preserve">แต่ให้ </w:t>
+      </w:r>
+      <w:r>
+        <w:t xml:space="preserve">API </w:t>
+      </w:r>
+      <w:r>
+        <w:rPr>
+          <w:cs/>
+        </w:rPr>
+        <w:t>ธุรกิจ เช่น</w:t>
+      </w:r>
+      <w:r>
+        <w:t xml:space="preserve"> POST /sales, POST /purchase, POST /returns </w:t>
+      </w:r>
+      <w:r>
+        <w:rPr>
+          <w:cs/>
+        </w:rPr>
+        <w:t>เป็นผู้เรียก</w:t>
+      </w:r>
+      <w:r>
+        <w:t xml:space="preserve"> </w:t>
+      </w:r>
+      <w:proofErr w:type="spellStart"/>
+      <w:r>
+        <w:t>StockService</w:t>
+      </w:r>
+      <w:proofErr w:type="spellEnd"/>
+      <w:r>
+        <w:t xml:space="preserve"> </w:t>
+      </w:r>
+      <w:r>
+        <w:rPr>
+          <w:cs/>
+        </w:rPr>
+        <w:t>ภายในแทน วิธีนี้จะทำให้การอ</w:t>
+      </w:r>
+      <w:proofErr w:type="spellStart"/>
+      <w:r>
+        <w:rPr>
+          <w:cs/>
+        </w:rPr>
+        <w:t>ัป</w:t>
+      </w:r>
+      <w:proofErr w:type="spellEnd"/>
+      <w:r>
+        <w:rPr>
+          <w:cs/>
+        </w:rPr>
+        <w:t>เด</w:t>
+      </w:r>
+      <w:proofErr w:type="spellStart"/>
+      <w:r>
+        <w:rPr>
+          <w:cs/>
+        </w:rPr>
+        <w:t>ตส</w:t>
+      </w:r>
+      <w:proofErr w:type="spellEnd"/>
+      <w:r>
+        <w:rPr>
+          <w:cs/>
+        </w:rPr>
+        <w:t xml:space="preserve">ต๊อกเป็นไปตามกฎธุรกิจและลดความเสี่ยงที่สต๊อกจะผิดพลาดจากการเรียก </w:t>
+      </w:r>
+      <w:r>
+        <w:t xml:space="preserve">API </w:t>
+      </w:r>
+      <w:r>
+        <w:rPr>
+          <w:cs/>
+        </w:rPr>
+        <w:t>โดยตรงครับ.</w:t>
+      </w:r>
+    </w:p>
+    <w:p/>
+    <w:p/>
+    <w:p/>
+    <w:p/>
+    <w:p/>
+    <w:p/>
+    <w:p/>
+    <w:p/>
+    <w:p/>
+    <w:p/>
+    <w:p/>
+    <w:p/>
+    <w:p/>
     <w:sectPr>
       <w:pgSz w:w="11906" w:h="16838"/>
       <w:pgMar w:top="1440" w:right="1440" w:bottom="1440" w:left="1440" w:header="708" w:footer="708" w:gutter="0"/>
@@ -282,6 +2783,467 @@
     </w:sectPr>
   </w:body>
 </w:document>
+</file>
+
+<file path=word/numbering.xml><?xml version="1.0" encoding="utf-8"?>
+<w:numbering xmlns:wpc="http://schemas.microsoft.com/office/word/2010/wordprocessingCanvas" xmlns:cx="http://schemas.microsoft.com/office/drawing/2014/chartex" xmlns:cx1="http://schemas.microsoft.com/office/drawing/2015/9/8/chartex" xmlns:cx2="http://schemas.microsoft.com/office/drawing/2015/10/21/chartex" xmlns:cx3="http://schemas.microsoft.com/office/drawing/2016/5/9/chartex" xmlns:cx4="http://schemas.microsoft.com/office/drawing/2016/5/10/chartex" xmlns:cx5="http://schemas.microsoft.com/office/drawing/2016/5/11/chartex" xmlns:cx6="http://schemas.microsoft.com/office/drawing/2016/5/12/chartex" xmlns:cx7="http://schemas.microsoft.com/office/drawing/2016/5/13/chartex" xmlns:cx8="http://schemas.microsoft.com/office/drawing/2016/5/14/chartex" xmlns:mc="http://schemas.openxmlformats.org/markup-compatibility/2006" xmlns:aink="http://schemas.microsoft.com/office/drawing/2016/ink" xmlns:am3d="http://schemas.microsoft.com/office/drawing/2017/model3d" xmlns:o="urn:schemas-microsoft-com:office:office" xmlns:oel="http://schemas.microsoft.com/office/2019/extlst" xmlns:r="http://schemas.openxmlformats.org/officeDocument/2006/relationships" xmlns:m="http://schemas.openxmlformats.org/officeDocument/2006/math" xmlns:v="urn:schemas-microsoft-com:vml" xmlns:wp14="http://schemas.microsoft.com/office/word/2010/wordprocessingDrawing" xmlns:wp="http://schemas.openxmlformats.org/drawingml/2006/wordprocessingDrawing" xmlns:w10="urn:schemas-microsoft-com:office:word" xmlns:w="http://schemas.openxmlformats.org/wordprocessingml/2006/main" xmlns:w14="http://schemas.microsoft.com/office/word/2010/wordml" xmlns:w15="http://schemas.microsoft.com/office/word/2012/wordml" xmlns:w16cex="http://schemas.microsoft.com/office/word/2018/wordml/cex" xmlns:w16cid="http://schemas.microsoft.com/office/word/2016/wordml/cid" xmlns:w16="http://schemas.microsoft.com/office/word/2018/wordml" xmlns:w16du="http://schemas.microsoft.com/office/word/2023/wordml/word16du" xmlns:w16sdtdh="http://schemas.microsoft.com/office/word/2020/wordml/sdtdatahash" xmlns:w16sdtfl="http://schemas.microsoft.com/office/word/2024/wordml/sdtformatlock" xmlns:w16se="http://schemas.microsoft.com/office/word/2015/wordml/symex" xmlns:wpg="http://schemas.microsoft.com/office/word/2010/wordprocessingGroup" xmlns:wpi="http://schemas.microsoft.com/office/word/2010/wordprocessingInk" xmlns:wne="http://schemas.microsoft.com/office/word/2006/wordml" xmlns:wps="http://schemas.microsoft.com/office/word/2010/wordprocessingShape" mc:Ignorable="w14 w15 w16se w16cid w16 w16cex w16sdtdh w16sdtfl w16du wp14">
+  <w:abstractNum w:abstractNumId="0" w15:restartNumberingAfterBreak="0">
+    <w:nsid w:val="14F35E82"/>
+    <w:multiLevelType w:val="multilevel"/>
+    <w:tmpl w:val="ED568024"/>
+    <w:lvl w:ilvl="0">
+      <w:start w:val="1"/>
+      <w:numFmt w:val="bullet"/>
+      <w:lvlText w:val=""/>
+      <w:lvlJc w:val="left"/>
+      <w:pPr>
+        <w:tabs>
+          <w:tab w:val="num" w:pos="720"/>
+        </w:tabs>
+        <w:ind w:left="720" w:hanging="360"/>
+      </w:pPr>
+      <w:rPr>
+        <w:rFonts w:ascii="Symbol" w:hAnsi="Symbol" w:hint="default"/>
+        <w:sz w:val="20"/>
+      </w:rPr>
+    </w:lvl>
+    <w:lvl w:ilvl="1" w:tentative="1">
+      <w:start w:val="1"/>
+      <w:numFmt w:val="bullet"/>
+      <w:lvlText w:val="o"/>
+      <w:lvlJc w:val="left"/>
+      <w:pPr>
+        <w:tabs>
+          <w:tab w:val="num" w:pos="1440"/>
+        </w:tabs>
+        <w:ind w:left="1440" w:hanging="360"/>
+      </w:pPr>
+      <w:rPr>
+        <w:rFonts w:ascii="Courier New" w:hAnsi="Courier New" w:hint="default"/>
+        <w:sz w:val="20"/>
+      </w:rPr>
+    </w:lvl>
+    <w:lvl w:ilvl="2" w:tentative="1">
+      <w:start w:val="1"/>
+      <w:numFmt w:val="bullet"/>
+      <w:lvlText w:val=""/>
+      <w:lvlJc w:val="left"/>
+      <w:pPr>
+        <w:tabs>
+          <w:tab w:val="num" w:pos="2160"/>
+        </w:tabs>
+        <w:ind w:left="2160" w:hanging="360"/>
+      </w:pPr>
+      <w:rPr>
+        <w:rFonts w:ascii="Wingdings" w:hAnsi="Wingdings" w:hint="default"/>
+        <w:sz w:val="20"/>
+      </w:rPr>
+    </w:lvl>
+    <w:lvl w:ilvl="3" w:tentative="1">
+      <w:start w:val="1"/>
+      <w:numFmt w:val="bullet"/>
+      <w:lvlText w:val=""/>
+      <w:lvlJc w:val="left"/>
+      <w:pPr>
+        <w:tabs>
+          <w:tab w:val="num" w:pos="2880"/>
+        </w:tabs>
+        <w:ind w:left="2880" w:hanging="360"/>
+      </w:pPr>
+      <w:rPr>
+        <w:rFonts w:ascii="Wingdings" w:hAnsi="Wingdings" w:hint="default"/>
+        <w:sz w:val="20"/>
+      </w:rPr>
+    </w:lvl>
+    <w:lvl w:ilvl="4" w:tentative="1">
+      <w:start w:val="1"/>
+      <w:numFmt w:val="bullet"/>
+      <w:lvlText w:val=""/>
+      <w:lvlJc w:val="left"/>
+      <w:pPr>
+        <w:tabs>
+          <w:tab w:val="num" w:pos="3600"/>
+        </w:tabs>
+        <w:ind w:left="3600" w:hanging="360"/>
+      </w:pPr>
+      <w:rPr>
+        <w:rFonts w:ascii="Wingdings" w:hAnsi="Wingdings" w:hint="default"/>
+        <w:sz w:val="20"/>
+      </w:rPr>
+    </w:lvl>
+    <w:lvl w:ilvl="5" w:tentative="1">
+      <w:start w:val="1"/>
+      <w:numFmt w:val="bullet"/>
+      <w:lvlText w:val=""/>
+      <w:lvlJc w:val="left"/>
+      <w:pPr>
+        <w:tabs>
+          <w:tab w:val="num" w:pos="4320"/>
+        </w:tabs>
+        <w:ind w:left="4320" w:hanging="360"/>
+      </w:pPr>
+      <w:rPr>
+        <w:rFonts w:ascii="Wingdings" w:hAnsi="Wingdings" w:hint="default"/>
+        <w:sz w:val="20"/>
+      </w:rPr>
+    </w:lvl>
+    <w:lvl w:ilvl="6" w:tentative="1">
+      <w:start w:val="1"/>
+      <w:numFmt w:val="bullet"/>
+      <w:lvlText w:val=""/>
+      <w:lvlJc w:val="left"/>
+      <w:pPr>
+        <w:tabs>
+          <w:tab w:val="num" w:pos="5040"/>
+        </w:tabs>
+        <w:ind w:left="5040" w:hanging="360"/>
+      </w:pPr>
+      <w:rPr>
+        <w:rFonts w:ascii="Wingdings" w:hAnsi="Wingdings" w:hint="default"/>
+        <w:sz w:val="20"/>
+      </w:rPr>
+    </w:lvl>
+    <w:lvl w:ilvl="7" w:tentative="1">
+      <w:start w:val="1"/>
+      <w:numFmt w:val="bullet"/>
+      <w:lvlText w:val=""/>
+      <w:lvlJc w:val="left"/>
+      <w:pPr>
+        <w:tabs>
+          <w:tab w:val="num" w:pos="5760"/>
+        </w:tabs>
+        <w:ind w:left="5760" w:hanging="360"/>
+      </w:pPr>
+      <w:rPr>
+        <w:rFonts w:ascii="Wingdings" w:hAnsi="Wingdings" w:hint="default"/>
+        <w:sz w:val="20"/>
+      </w:rPr>
+    </w:lvl>
+    <w:lvl w:ilvl="8" w:tentative="1">
+      <w:start w:val="1"/>
+      <w:numFmt w:val="bullet"/>
+      <w:lvlText w:val=""/>
+      <w:lvlJc w:val="left"/>
+      <w:pPr>
+        <w:tabs>
+          <w:tab w:val="num" w:pos="6480"/>
+        </w:tabs>
+        <w:ind w:left="6480" w:hanging="360"/>
+      </w:pPr>
+      <w:rPr>
+        <w:rFonts w:ascii="Wingdings" w:hAnsi="Wingdings" w:hint="default"/>
+        <w:sz w:val="20"/>
+      </w:rPr>
+    </w:lvl>
+  </w:abstractNum>
+  <w:abstractNum w:abstractNumId="1" w15:restartNumberingAfterBreak="0">
+    <w:nsid w:val="3A34163F"/>
+    <w:multiLevelType w:val="multilevel"/>
+    <w:tmpl w:val="50A41AD4"/>
+    <w:lvl w:ilvl="0">
+      <w:start w:val="1"/>
+      <w:numFmt w:val="bullet"/>
+      <w:lvlText w:val=""/>
+      <w:lvlJc w:val="left"/>
+      <w:pPr>
+        <w:tabs>
+          <w:tab w:val="num" w:pos="720"/>
+        </w:tabs>
+        <w:ind w:left="720" w:hanging="360"/>
+      </w:pPr>
+      <w:rPr>
+        <w:rFonts w:ascii="Symbol" w:hAnsi="Symbol" w:hint="default"/>
+        <w:sz w:val="20"/>
+      </w:rPr>
+    </w:lvl>
+    <w:lvl w:ilvl="1" w:tentative="1">
+      <w:start w:val="1"/>
+      <w:numFmt w:val="bullet"/>
+      <w:lvlText w:val="o"/>
+      <w:lvlJc w:val="left"/>
+      <w:pPr>
+        <w:tabs>
+          <w:tab w:val="num" w:pos="1440"/>
+        </w:tabs>
+        <w:ind w:left="1440" w:hanging="360"/>
+      </w:pPr>
+      <w:rPr>
+        <w:rFonts w:ascii="Courier New" w:hAnsi="Courier New" w:hint="default"/>
+        <w:sz w:val="20"/>
+      </w:rPr>
+    </w:lvl>
+    <w:lvl w:ilvl="2" w:tentative="1">
+      <w:start w:val="1"/>
+      <w:numFmt w:val="bullet"/>
+      <w:lvlText w:val=""/>
+      <w:lvlJc w:val="left"/>
+      <w:pPr>
+        <w:tabs>
+          <w:tab w:val="num" w:pos="2160"/>
+        </w:tabs>
+        <w:ind w:left="2160" w:hanging="360"/>
+      </w:pPr>
+      <w:rPr>
+        <w:rFonts w:ascii="Wingdings" w:hAnsi="Wingdings" w:hint="default"/>
+        <w:sz w:val="20"/>
+      </w:rPr>
+    </w:lvl>
+    <w:lvl w:ilvl="3" w:tentative="1">
+      <w:start w:val="1"/>
+      <w:numFmt w:val="bullet"/>
+      <w:lvlText w:val=""/>
+      <w:lvlJc w:val="left"/>
+      <w:pPr>
+        <w:tabs>
+          <w:tab w:val="num" w:pos="2880"/>
+        </w:tabs>
+        <w:ind w:left="2880" w:hanging="360"/>
+      </w:pPr>
+      <w:rPr>
+        <w:rFonts w:ascii="Wingdings" w:hAnsi="Wingdings" w:hint="default"/>
+        <w:sz w:val="20"/>
+      </w:rPr>
+    </w:lvl>
+    <w:lvl w:ilvl="4" w:tentative="1">
+      <w:start w:val="1"/>
+      <w:numFmt w:val="bullet"/>
+      <w:lvlText w:val=""/>
+      <w:lvlJc w:val="left"/>
+      <w:pPr>
+        <w:tabs>
+          <w:tab w:val="num" w:pos="3600"/>
+        </w:tabs>
+        <w:ind w:left="3600" w:hanging="360"/>
+      </w:pPr>
+      <w:rPr>
+        <w:rFonts w:ascii="Wingdings" w:hAnsi="Wingdings" w:hint="default"/>
+        <w:sz w:val="20"/>
+      </w:rPr>
+    </w:lvl>
+    <w:lvl w:ilvl="5" w:tentative="1">
+      <w:start w:val="1"/>
+      <w:numFmt w:val="bullet"/>
+      <w:lvlText w:val=""/>
+      <w:lvlJc w:val="left"/>
+      <w:pPr>
+        <w:tabs>
+          <w:tab w:val="num" w:pos="4320"/>
+        </w:tabs>
+        <w:ind w:left="4320" w:hanging="360"/>
+      </w:pPr>
+      <w:rPr>
+        <w:rFonts w:ascii="Wingdings" w:hAnsi="Wingdings" w:hint="default"/>
+        <w:sz w:val="20"/>
+      </w:rPr>
+    </w:lvl>
+    <w:lvl w:ilvl="6" w:tentative="1">
+      <w:start w:val="1"/>
+      <w:numFmt w:val="bullet"/>
+      <w:lvlText w:val=""/>
+      <w:lvlJc w:val="left"/>
+      <w:pPr>
+        <w:tabs>
+          <w:tab w:val="num" w:pos="5040"/>
+        </w:tabs>
+        <w:ind w:left="5040" w:hanging="360"/>
+      </w:pPr>
+      <w:rPr>
+        <w:rFonts w:ascii="Wingdings" w:hAnsi="Wingdings" w:hint="default"/>
+        <w:sz w:val="20"/>
+      </w:rPr>
+    </w:lvl>
+    <w:lvl w:ilvl="7" w:tentative="1">
+      <w:start w:val="1"/>
+      <w:numFmt w:val="bullet"/>
+      <w:lvlText w:val=""/>
+      <w:lvlJc w:val="left"/>
+      <w:pPr>
+        <w:tabs>
+          <w:tab w:val="num" w:pos="5760"/>
+        </w:tabs>
+        <w:ind w:left="5760" w:hanging="360"/>
+      </w:pPr>
+      <w:rPr>
+        <w:rFonts w:ascii="Wingdings" w:hAnsi="Wingdings" w:hint="default"/>
+        <w:sz w:val="20"/>
+      </w:rPr>
+    </w:lvl>
+    <w:lvl w:ilvl="8" w:tentative="1">
+      <w:start w:val="1"/>
+      <w:numFmt w:val="bullet"/>
+      <w:lvlText w:val=""/>
+      <w:lvlJc w:val="left"/>
+      <w:pPr>
+        <w:tabs>
+          <w:tab w:val="num" w:pos="6480"/>
+        </w:tabs>
+        <w:ind w:left="6480" w:hanging="360"/>
+      </w:pPr>
+      <w:rPr>
+        <w:rFonts w:ascii="Wingdings" w:hAnsi="Wingdings" w:hint="default"/>
+        <w:sz w:val="20"/>
+      </w:rPr>
+    </w:lvl>
+  </w:abstractNum>
+  <w:abstractNum w:abstractNumId="2" w15:restartNumberingAfterBreak="0">
+    <w:nsid w:val="7A85213D"/>
+    <w:multiLevelType w:val="multilevel"/>
+    <w:tmpl w:val="AFB64812"/>
+    <w:lvl w:ilvl="0">
+      <w:start w:val="1"/>
+      <w:numFmt w:val="bullet"/>
+      <w:lvlText w:val=""/>
+      <w:lvlJc w:val="left"/>
+      <w:pPr>
+        <w:tabs>
+          <w:tab w:val="num" w:pos="720"/>
+        </w:tabs>
+        <w:ind w:left="720" w:hanging="360"/>
+      </w:pPr>
+      <w:rPr>
+        <w:rFonts w:ascii="Symbol" w:hAnsi="Symbol" w:hint="default"/>
+        <w:sz w:val="20"/>
+      </w:rPr>
+    </w:lvl>
+    <w:lvl w:ilvl="1" w:tentative="1">
+      <w:start w:val="1"/>
+      <w:numFmt w:val="bullet"/>
+      <w:lvlText w:val="o"/>
+      <w:lvlJc w:val="left"/>
+      <w:pPr>
+        <w:tabs>
+          <w:tab w:val="num" w:pos="1440"/>
+        </w:tabs>
+        <w:ind w:left="1440" w:hanging="360"/>
+      </w:pPr>
+      <w:rPr>
+        <w:rFonts w:ascii="Courier New" w:hAnsi="Courier New" w:hint="default"/>
+        <w:sz w:val="20"/>
+      </w:rPr>
+    </w:lvl>
+    <w:lvl w:ilvl="2" w:tentative="1">
+      <w:start w:val="1"/>
+      <w:numFmt w:val="bullet"/>
+      <w:lvlText w:val=""/>
+      <w:lvlJc w:val="left"/>
+      <w:pPr>
+        <w:tabs>
+          <w:tab w:val="num" w:pos="2160"/>
+        </w:tabs>
+        <w:ind w:left="2160" w:hanging="360"/>
+      </w:pPr>
+      <w:rPr>
+        <w:rFonts w:ascii="Wingdings" w:hAnsi="Wingdings" w:hint="default"/>
+        <w:sz w:val="20"/>
+      </w:rPr>
+    </w:lvl>
+    <w:lvl w:ilvl="3" w:tentative="1">
+      <w:start w:val="1"/>
+      <w:numFmt w:val="bullet"/>
+      <w:lvlText w:val=""/>
+      <w:lvlJc w:val="left"/>
+      <w:pPr>
+        <w:tabs>
+          <w:tab w:val="num" w:pos="2880"/>
+        </w:tabs>
+        <w:ind w:left="2880" w:hanging="360"/>
+      </w:pPr>
+      <w:rPr>
+        <w:rFonts w:ascii="Wingdings" w:hAnsi="Wingdings" w:hint="default"/>
+        <w:sz w:val="20"/>
+      </w:rPr>
+    </w:lvl>
+    <w:lvl w:ilvl="4" w:tentative="1">
+      <w:start w:val="1"/>
+      <w:numFmt w:val="bullet"/>
+      <w:lvlText w:val=""/>
+      <w:lvlJc w:val="left"/>
+      <w:pPr>
+        <w:tabs>
+          <w:tab w:val="num" w:pos="3600"/>
+        </w:tabs>
+        <w:ind w:left="3600" w:hanging="360"/>
+      </w:pPr>
+      <w:rPr>
+        <w:rFonts w:ascii="Wingdings" w:hAnsi="Wingdings" w:hint="default"/>
+        <w:sz w:val="20"/>
+      </w:rPr>
+    </w:lvl>
+    <w:lvl w:ilvl="5" w:tentative="1">
+      <w:start w:val="1"/>
+      <w:numFmt w:val="bullet"/>
+      <w:lvlText w:val=""/>
+      <w:lvlJc w:val="left"/>
+      <w:pPr>
+        <w:tabs>
+          <w:tab w:val="num" w:pos="4320"/>
+        </w:tabs>
+        <w:ind w:left="4320" w:hanging="360"/>
+      </w:pPr>
+      <w:rPr>
+        <w:rFonts w:ascii="Wingdings" w:hAnsi="Wingdings" w:hint="default"/>
+        <w:sz w:val="20"/>
+      </w:rPr>
+    </w:lvl>
+    <w:lvl w:ilvl="6" w:tentative="1">
+      <w:start w:val="1"/>
+      <w:numFmt w:val="bullet"/>
+      <w:lvlText w:val=""/>
+      <w:lvlJc w:val="left"/>
+      <w:pPr>
+        <w:tabs>
+          <w:tab w:val="num" w:pos="5040"/>
+        </w:tabs>
+        <w:ind w:left="5040" w:hanging="360"/>
+      </w:pPr>
+      <w:rPr>
+        <w:rFonts w:ascii="Wingdings" w:hAnsi="Wingdings" w:hint="default"/>
+        <w:sz w:val="20"/>
+      </w:rPr>
+    </w:lvl>
+    <w:lvl w:ilvl="7" w:tentative="1">
+      <w:start w:val="1"/>
+      <w:numFmt w:val="bullet"/>
+      <w:lvlText w:val=""/>
+      <w:lvlJc w:val="left"/>
+      <w:pPr>
+        <w:tabs>
+          <w:tab w:val="num" w:pos="5760"/>
+        </w:tabs>
+        <w:ind w:left="5760" w:hanging="360"/>
+      </w:pPr>
+      <w:rPr>
+        <w:rFonts w:ascii="Wingdings" w:hAnsi="Wingdings" w:hint="default"/>
+        <w:sz w:val="20"/>
+      </w:rPr>
+    </w:lvl>
+    <w:lvl w:ilvl="8" w:tentative="1">
+      <w:start w:val="1"/>
+      <w:numFmt w:val="bullet"/>
+      <w:lvlText w:val=""/>
+      <w:lvlJc w:val="left"/>
+      <w:pPr>
+        <w:tabs>
+          <w:tab w:val="num" w:pos="6480"/>
+        </w:tabs>
+        <w:ind w:left="6480" w:hanging="360"/>
+      </w:pPr>
+      <w:rPr>
+        <w:rFonts w:ascii="Wingdings" w:hAnsi="Wingdings" w:hint="default"/>
+        <w:sz w:val="20"/>
+      </w:rPr>
+    </w:lvl>
+  </w:abstractNum>
+  <w:num w:numId="1" w16cid:durableId="990407740">
+    <w:abstractNumId w:val="0"/>
+  </w:num>
+  <w:num w:numId="2" w16cid:durableId="921525432">
+    <w:abstractNumId w:val="2"/>
+  </w:num>
+  <w:num w:numId="3" w16cid:durableId="1144270592">
+    <w:abstractNumId w:val="1"/>
+  </w:num>
+</w:numbering>
 </file>
 
 <file path=word/styles.xml><?xml version="1.0" encoding="utf-8"?>
@@ -887,7 +3849,6 @@
   <w:style w:type="character" w:default="1" w:styleId="a0">
     <w:name w:val="Default Paragraph Font"/>
     <w:uiPriority w:val="1"/>
-    <w:semiHidden/>
     <w:unhideWhenUsed/>
   </w:style>
   <w:style w:type="table" w:default="1" w:styleId="a1">
